--- a/docs/CahierDesCharges_DiaMada.docx
+++ b/docs/CahierDesCharges_DiaMada.docx
@@ -3211,6 +3211,9 @@
       </w:pPr>
       <w:r>
         <w:t>Consulter les statistiques</w:t>
+      </w:r>
+      <w:r>
+        <w:t xml:space="preserve">  </w:t>
       </w:r>
     </w:p>
     <w:p>
